--- a/ky/wisdom-stories/mihrimah-and-sinan.docx
+++ b/ky/wisdom-stories/mihrimah-and-sinan.docx
@@ -48,7 +48,7 @@
     </w:p>
     <w:p>
       <w:r>
-        <w:t>Айтымында, Стамбулда бир жерден караганда, Күн Эдирнекапыдагы мечиттин артына батып, ошол маалда Ай Үскүдардагы мечиттин артынан көтөрүлөт экен. Уламыш бул көрүнүштү жазгы күн менен түндүн теңелишине байланыштырып, Синандын сүйүүсүн үнсүз билдиргени катары сүрөттөйт.</w:t>
+        <w:t>Айтымдарга караганда, Стамбулда бир жерден караганда, Күн Эдирнекапыдагы мечиттин артына батып, ошол маалда Ай Үскүдардагы мечиттин артынан көтөрүлөт экен. Уламыш бул көрүнүштү жазгы күн менен түндүн теңелишине байланыштырып, Синандын сүйүүсүн үнсүз билдиргени катары сүрөттөйт.</w:t>
       </w:r>
     </w:p>
     <w:p>
@@ -58,7 +58,7 @@
     </w:p>
     <w:p>
       <w:r>
-        <w:t>Синан бул көрүнүштү алдын ала ойлонуп курганбы же адамдар кийин анын өнөрүнө ушундай маани беришкенби? Мындай жоромолду далилденген тарых катары айтууга болбойт.</w:t>
+        <w:t>Синан мечиттерди ушул көрүнүштү алдын ала ойлонуп курганбы же адамдар кийин анын өнөрүнө ушундай маани беришкенби? Мындай жоромолду далилденген тарых катары айтууга болбойт.</w:t>
       </w:r>
     </w:p>
     <w:p>
